--- a/klagomål/A 39825-2020 FSC-klagomål.docx
+++ b/klagomål/A 39825-2020 FSC-klagomål.docx
@@ -694,7 +694,7 @@
     <w:r>
       <w:tab/>
       <w:tab/>
-      <w:t>2025-02-13</w:t>
+      <w:t>2025-02-14</w:t>
       <w:br/>
       <w:br/>
     </w:r>

--- a/klagomål/A 39825-2020 FSC-klagomål.docx
+++ b/klagomål/A 39825-2020 FSC-klagomål.docx
@@ -694,7 +694,7 @@
     <w:r>
       <w:tab/>
       <w:tab/>
-      <w:t>2025-02-14</w:t>
+      <w:t>2025-02-15</w:t>
       <w:br/>
       <w:br/>
     </w:r>

--- a/klagomål/A 39825-2020 FSC-klagomål.docx
+++ b/klagomål/A 39825-2020 FSC-klagomål.docx
@@ -694,7 +694,7 @@
     <w:r>
       <w:tab/>
       <w:tab/>
-      <w:t>2025-02-15</w:t>
+      <w:t>2025-02-16</w:t>
       <w:br/>
       <w:br/>
     </w:r>

--- a/klagomål/A 39825-2020 FSC-klagomål.docx
+++ b/klagomål/A 39825-2020 FSC-klagomål.docx
@@ -694,7 +694,7 @@
     <w:r>
       <w:tab/>
       <w:tab/>
-      <w:t>2025-02-16</w:t>
+      <w:t>2025-02-17</w:t>
       <w:br/>
       <w:br/>
     </w:r>

--- a/klagomål/A 39825-2020 FSC-klagomål.docx
+++ b/klagomål/A 39825-2020 FSC-klagomål.docx
@@ -694,7 +694,7 @@
     <w:r>
       <w:tab/>
       <w:tab/>
-      <w:t>2025-02-17</w:t>
+      <w:t>2025-02-18</w:t>
       <w:br/>
       <w:br/>
     </w:r>

--- a/klagomål/A 39825-2020 FSC-klagomål.docx
+++ b/klagomål/A 39825-2020 FSC-klagomål.docx
@@ -694,7 +694,7 @@
     <w:r>
       <w:tab/>
       <w:tab/>
-      <w:t>2025-02-18</w:t>
+      <w:t>2025-02-19</w:t>
       <w:br/>
       <w:br/>
     </w:r>

--- a/klagomål/A 39825-2020 FSC-klagomål.docx
+++ b/klagomål/A 39825-2020 FSC-klagomål.docx
@@ -694,7 +694,7 @@
     <w:r>
       <w:tab/>
       <w:tab/>
-      <w:t>2025-02-19</w:t>
+      <w:t>2025-02-20</w:t>
       <w:br/>
       <w:br/>
     </w:r>

--- a/klagomål/A 39825-2020 FSC-klagomål.docx
+++ b/klagomål/A 39825-2020 FSC-klagomål.docx
@@ -694,7 +694,7 @@
     <w:r>
       <w:tab/>
       <w:tab/>
-      <w:t>2025-02-20</w:t>
+      <w:t>2025-02-21</w:t>
       <w:br/>
       <w:br/>
     </w:r>

--- a/klagomål/A 39825-2020 FSC-klagomål.docx
+++ b/klagomål/A 39825-2020 FSC-klagomål.docx
@@ -694,7 +694,7 @@
     <w:r>
       <w:tab/>
       <w:tab/>
-      <w:t>2025-02-21</w:t>
+      <w:t>2025-02-22</w:t>
       <w:br/>
       <w:br/>
     </w:r>

--- a/klagomål/A 39825-2020 FSC-klagomål.docx
+++ b/klagomål/A 39825-2020 FSC-klagomål.docx
@@ -694,7 +694,7 @@
     <w:r>
       <w:tab/>
       <w:tab/>
-      <w:t>2025-02-22</w:t>
+      <w:t>2025-02-23</w:t>
       <w:br/>
       <w:br/>
     </w:r>

--- a/klagomål/A 39825-2020 FSC-klagomål.docx
+++ b/klagomål/A 39825-2020 FSC-klagomål.docx
@@ -694,7 +694,7 @@
     <w:r>
       <w:tab/>
       <w:tab/>
-      <w:t>2025-02-23</w:t>
+      <w:t>2025-02-24</w:t>
       <w:br/>
       <w:br/>
     </w:r>

--- a/klagomål/A 39825-2020 FSC-klagomål.docx
+++ b/klagomål/A 39825-2020 FSC-klagomål.docx
@@ -694,7 +694,7 @@
     <w:r>
       <w:tab/>
       <w:tab/>
-      <w:t>2025-02-24</w:t>
+      <w:t>2025-02-25</w:t>
       <w:br/>
       <w:br/>
     </w:r>

--- a/klagomål/A 39825-2020 FSC-klagomål.docx
+++ b/klagomål/A 39825-2020 FSC-klagomål.docx
@@ -694,7 +694,7 @@
     <w:r>
       <w:tab/>
       <w:tab/>
-      <w:t>2025-02-25</w:t>
+      <w:t>2025-02-26</w:t>
       <w:br/>
       <w:br/>
     </w:r>

--- a/klagomål/A 39825-2020 FSC-klagomål.docx
+++ b/klagomål/A 39825-2020 FSC-klagomål.docx
@@ -694,7 +694,7 @@
     <w:r>
       <w:tab/>
       <w:tab/>
-      <w:t>2025-02-26</w:t>
+      <w:t>2025-02-27</w:t>
       <w:br/>
       <w:br/>
     </w:r>

--- a/klagomål/A 39825-2020 FSC-klagomål.docx
+++ b/klagomål/A 39825-2020 FSC-klagomål.docx
@@ -694,7 +694,7 @@
     <w:r>
       <w:tab/>
       <w:tab/>
-      <w:t>2025-02-27</w:t>
+      <w:t>2025-02-28</w:t>
       <w:br/>
       <w:br/>
     </w:r>

--- a/klagomål/A 39825-2020 FSC-klagomål.docx
+++ b/klagomål/A 39825-2020 FSC-klagomål.docx
@@ -694,7 +694,7 @@
     <w:r>
       <w:tab/>
       <w:tab/>
-      <w:t>2025-03-02</w:t>
+      <w:t>2025-03-03</w:t>
       <w:br/>
       <w:br/>
     </w:r>

--- a/klagomål/A 39825-2020 FSC-klagomål.docx
+++ b/klagomål/A 39825-2020 FSC-klagomål.docx
@@ -694,7 +694,7 @@
     <w:r>
       <w:tab/>
       <w:tab/>
-      <w:t>2025-03-03</w:t>
+      <w:t>2025-03-04</w:t>
       <w:br/>
       <w:br/>
     </w:r>

--- a/klagomål/A 39825-2020 FSC-klagomål.docx
+++ b/klagomål/A 39825-2020 FSC-klagomål.docx
@@ -694,7 +694,7 @@
     <w:r>
       <w:tab/>
       <w:tab/>
-      <w:t>2025-03-04</w:t>
+      <w:t>2025-03-05</w:t>
       <w:br/>
       <w:br/>
     </w:r>

--- a/klagomål/A 39825-2020 FSC-klagomål.docx
+++ b/klagomål/A 39825-2020 FSC-klagomål.docx
@@ -694,7 +694,7 @@
     <w:r>
       <w:tab/>
       <w:tab/>
-      <w:t>2025-03-05</w:t>
+      <w:t>2025-03-06</w:t>
       <w:br/>
       <w:br/>
     </w:r>

--- a/klagomål/A 39825-2020 FSC-klagomål.docx
+++ b/klagomål/A 39825-2020 FSC-klagomål.docx
@@ -694,7 +694,7 @@
     <w:r>
       <w:tab/>
       <w:tab/>
-      <w:t>2025-03-06</w:t>
+      <w:t>2025-03-07</w:t>
       <w:br/>
       <w:br/>
     </w:r>

--- a/klagomål/A 39825-2020 FSC-klagomål.docx
+++ b/klagomål/A 39825-2020 FSC-klagomål.docx
@@ -694,7 +694,7 @@
     <w:r>
       <w:tab/>
       <w:tab/>
-      <w:t>2025-03-07</w:t>
+      <w:t>2025-03-08</w:t>
       <w:br/>
       <w:br/>
     </w:r>

--- a/klagomål/A 39825-2020 FSC-klagomål.docx
+++ b/klagomål/A 39825-2020 FSC-klagomål.docx
@@ -694,7 +694,7 @@
     <w:r>
       <w:tab/>
       <w:tab/>
-      <w:t>2025-03-08</w:t>
+      <w:t>2025-03-09</w:t>
       <w:br/>
       <w:br/>
     </w:r>

--- a/klagomål/A 39825-2020 FSC-klagomål.docx
+++ b/klagomål/A 39825-2020 FSC-klagomål.docx
@@ -694,7 +694,7 @@
     <w:r>
       <w:tab/>
       <w:tab/>
-      <w:t>2025-03-09</w:t>
+      <w:t>2025-03-10</w:t>
       <w:br/>
       <w:br/>
     </w:r>

--- a/klagomål/A 39825-2020 FSC-klagomål.docx
+++ b/klagomål/A 39825-2020 FSC-klagomål.docx
@@ -694,7 +694,7 @@
     <w:r>
       <w:tab/>
       <w:tab/>
-      <w:t>2025-03-10</w:t>
+      <w:t>2025-03-11</w:t>
       <w:br/>
       <w:br/>
     </w:r>

--- a/klagomål/A 39825-2020 FSC-klagomål.docx
+++ b/klagomål/A 39825-2020 FSC-klagomål.docx
@@ -694,7 +694,7 @@
     <w:r>
       <w:tab/>
       <w:tab/>
-      <w:t>2025-03-11</w:t>
+      <w:t>2025-03-12</w:t>
       <w:br/>
       <w:br/>
     </w:r>

--- a/klagomål/A 39825-2020 FSC-klagomål.docx
+++ b/klagomål/A 39825-2020 FSC-klagomål.docx
@@ -694,7 +694,7 @@
     <w:r>
       <w:tab/>
       <w:tab/>
-      <w:t>2025-03-12</w:t>
+      <w:t>2025-03-13</w:t>
       <w:br/>
       <w:br/>
     </w:r>

--- a/klagomål/A 39825-2020 FSC-klagomål.docx
+++ b/klagomål/A 39825-2020 FSC-klagomål.docx
@@ -694,7 +694,7 @@
     <w:r>
       <w:tab/>
       <w:tab/>
-      <w:t>2025-03-13</w:t>
+      <w:t>2025-03-14</w:t>
       <w:br/>
       <w:br/>
     </w:r>

--- a/klagomål/A 39825-2020 FSC-klagomål.docx
+++ b/klagomål/A 39825-2020 FSC-klagomål.docx
@@ -694,7 +694,7 @@
     <w:r>
       <w:tab/>
       <w:tab/>
-      <w:t>2025-03-14</w:t>
+      <w:t>2025-03-15</w:t>
       <w:br/>
       <w:br/>
     </w:r>

--- a/klagomål/A 39825-2020 FSC-klagomål.docx
+++ b/klagomål/A 39825-2020 FSC-klagomål.docx
@@ -694,7 +694,7 @@
     <w:r>
       <w:tab/>
       <w:tab/>
-      <w:t>2025-03-15</w:t>
+      <w:t>2025-03-16</w:t>
       <w:br/>
       <w:br/>
     </w:r>

--- a/klagomål/A 39825-2020 FSC-klagomål.docx
+++ b/klagomål/A 39825-2020 FSC-klagomål.docx
@@ -694,7 +694,7 @@
     <w:r>
       <w:tab/>
       <w:tab/>
-      <w:t>2025-03-16</w:t>
+      <w:t>2025-03-17</w:t>
       <w:br/>
       <w:br/>
     </w:r>

--- a/klagomål/A 39825-2020 FSC-klagomål.docx
+++ b/klagomål/A 39825-2020 FSC-klagomål.docx
@@ -191,7 +191,7 @@
     </w:p>
     <w:p>
       <w:r>
-        <w:t>I avverkningsanmälan har följande 1 naturvårdsarter hittats: pärluggla (§4). För fridlysta arter anges även paragrafen i Artskyddsförordningen som arten är fridlyst enligt.</w:t>
+        <w:t>I avverkningsanmälan har följande 2 naturvårdsarter hittats: garnlav (NT) och pärluggla (§4). Av dessa är 1 rödlistade. För rödlistade arter har rödlistekategorin angivits inom parentes. För fridlysta arter anges även paragrafen i Artskyddsförordningen som arten är fridlyst enligt.</w:t>
       </w:r>
     </w:p>
     <w:p>
@@ -379,7 +379,7 @@
         <w:rPr>
           <w:i/>
         </w:rPr>
-        <w:t>I det avverkningsanmälda skogsområdet har 1 naturvårdsarter varav 0 rödlistade arter sina livsmiljöer och växtplatser.</w:t>
+        <w:t>I det avverkningsanmälda skogsområdet har 2 naturvårdsarter varav 1 rödlistade arter sina livsmiljöer och växtplatser.</w:t>
       </w:r>
     </w:p>
     <w:p>
@@ -694,7 +694,7 @@
     <w:r>
       <w:tab/>
       <w:tab/>
-      <w:t>2025-03-17</w:t>
+      <w:t>2025-03-18</w:t>
       <w:br/>
       <w:br/>
     </w:r>

--- a/klagomål/A 39825-2020 FSC-klagomål.docx
+++ b/klagomål/A 39825-2020 FSC-klagomål.docx
@@ -694,7 +694,7 @@
     <w:r>
       <w:tab/>
       <w:tab/>
-      <w:t>2025-03-18</w:t>
+      <w:t>2025-03-19</w:t>
       <w:br/>
       <w:br/>
     </w:r>

--- a/klagomål/A 39825-2020 FSC-klagomål.docx
+++ b/klagomål/A 39825-2020 FSC-klagomål.docx
@@ -694,7 +694,7 @@
     <w:r>
       <w:tab/>
       <w:tab/>
-      <w:t>2025-03-19</w:t>
+      <w:t>2025-03-20</w:t>
       <w:br/>
       <w:br/>
     </w:r>

--- a/klagomål/A 39825-2020 FSC-klagomål.docx
+++ b/klagomål/A 39825-2020 FSC-klagomål.docx
@@ -694,7 +694,7 @@
     <w:r>
       <w:tab/>
       <w:tab/>
-      <w:t>2025-03-20</w:t>
+      <w:t>2025-03-21</w:t>
       <w:br/>
       <w:br/>
     </w:r>

--- a/klagomål/A 39825-2020 FSC-klagomål.docx
+++ b/klagomål/A 39825-2020 FSC-klagomål.docx
@@ -694,7 +694,7 @@
     <w:r>
       <w:tab/>
       <w:tab/>
-      <w:t>2025-03-21</w:t>
+      <w:t>2025-03-22</w:t>
       <w:br/>
       <w:br/>
     </w:r>

--- a/klagomål/A 39825-2020 FSC-klagomål.docx
+++ b/klagomål/A 39825-2020 FSC-klagomål.docx
@@ -694,7 +694,7 @@
     <w:r>
       <w:tab/>
       <w:tab/>
-      <w:t>2025-03-22</w:t>
+      <w:t>2025-03-23</w:t>
       <w:br/>
       <w:br/>
     </w:r>

--- a/klagomål/A 39825-2020 FSC-klagomål.docx
+++ b/klagomål/A 39825-2020 FSC-klagomål.docx
@@ -694,7 +694,7 @@
     <w:r>
       <w:tab/>
       <w:tab/>
-      <w:t>2025-03-23</w:t>
+      <w:t>2025-03-24</w:t>
       <w:br/>
       <w:br/>
     </w:r>

--- a/klagomål/A 39825-2020 FSC-klagomål.docx
+++ b/klagomål/A 39825-2020 FSC-klagomål.docx
@@ -694,7 +694,7 @@
     <w:r>
       <w:tab/>
       <w:tab/>
-      <w:t>2025-03-24</w:t>
+      <w:t>2025-03-25</w:t>
       <w:br/>
       <w:br/>
     </w:r>

--- a/klagomål/A 39825-2020 FSC-klagomål.docx
+++ b/klagomål/A 39825-2020 FSC-klagomål.docx
@@ -694,7 +694,7 @@
     <w:r>
       <w:tab/>
       <w:tab/>
-      <w:t>2025-03-25</w:t>
+      <w:t>2025-03-26</w:t>
       <w:br/>
       <w:br/>
     </w:r>

--- a/klagomål/A 39825-2020 FSC-klagomål.docx
+++ b/klagomål/A 39825-2020 FSC-klagomål.docx
@@ -694,7 +694,7 @@
     <w:r>
       <w:tab/>
       <w:tab/>
-      <w:t>2025-03-26</w:t>
+      <w:t>2025-03-27</w:t>
       <w:br/>
       <w:br/>
     </w:r>

--- a/klagomål/A 39825-2020 FSC-klagomål.docx
+++ b/klagomål/A 39825-2020 FSC-klagomål.docx
@@ -694,7 +694,7 @@
     <w:r>
       <w:tab/>
       <w:tab/>
-      <w:t>2025-03-27</w:t>
+      <w:t>2025-03-28</w:t>
       <w:br/>
       <w:br/>
     </w:r>

--- a/klagomål/A 39825-2020 FSC-klagomål.docx
+++ b/klagomål/A 39825-2020 FSC-klagomål.docx
@@ -694,7 +694,7 @@
     <w:r>
       <w:tab/>
       <w:tab/>
-      <w:t>2025-04-02</w:t>
+      <w:t>2025-04-03</w:t>
       <w:br/>
       <w:br/>
     </w:r>

--- a/klagomål/A 39825-2020 FSC-klagomål.docx
+++ b/klagomål/A 39825-2020 FSC-klagomål.docx
@@ -694,7 +694,7 @@
     <w:r>
       <w:tab/>
       <w:tab/>
-      <w:t>2025-04-03</w:t>
+      <w:t>2025-04-05</w:t>
       <w:br/>
       <w:br/>
     </w:r>

--- a/klagomål/A 39825-2020 FSC-klagomål.docx
+++ b/klagomål/A 39825-2020 FSC-klagomål.docx
@@ -694,7 +694,7 @@
     <w:r>
       <w:tab/>
       <w:tab/>
-      <w:t>2025-04-05</w:t>
+      <w:t>2025-04-06</w:t>
       <w:br/>
       <w:br/>
     </w:r>

--- a/klagomål/A 39825-2020 FSC-klagomål.docx
+++ b/klagomål/A 39825-2020 FSC-klagomål.docx
@@ -694,7 +694,7 @@
     <w:r>
       <w:tab/>
       <w:tab/>
-      <w:t>2025-04-06</w:t>
+      <w:t>2025-04-07</w:t>
       <w:br/>
       <w:br/>
     </w:r>

--- a/klagomål/A 39825-2020 FSC-klagomål.docx
+++ b/klagomål/A 39825-2020 FSC-klagomål.docx
@@ -694,7 +694,7 @@
     <w:r>
       <w:tab/>
       <w:tab/>
-      <w:t>2025-04-07</w:t>
+      <w:t>2025-04-08</w:t>
       <w:br/>
       <w:br/>
     </w:r>

--- a/klagomål/A 39825-2020 FSC-klagomål.docx
+++ b/klagomål/A 39825-2020 FSC-klagomål.docx
@@ -694,7 +694,7 @@
     <w:r>
       <w:tab/>
       <w:tab/>
-      <w:t>2025-04-08</w:t>
+      <w:t>2025-04-09</w:t>
       <w:br/>
       <w:br/>
     </w:r>

--- a/klagomål/A 39825-2020 FSC-klagomål.docx
+++ b/klagomål/A 39825-2020 FSC-klagomål.docx
@@ -173,7 +173,7 @@
     </w:p>
     <w:p>
       <w:r>
-        <w:t>Nedan presenteras fynd av naturvårdsarter och fridlysta arter som gjorts i det avverkningsanmälda området, samt relevanta utdrag ur standarderna för FSC, Chain of Custody, Controlled Wood och PEFC.</w:t>
+        <w:t>Nedan presenteras fynd av naturvårdsarter och fridlysta arter som gjorts i det avverkningsanmälda området, samt relevanta utdrag ur standarderna för FSC, Chain of Custody, Controlled Wood och PEFC. I BILAGA 1 finns artfakta om fridlysta arter.</w:t>
       </w:r>
     </w:p>
     <w:p>
@@ -191,7 +191,7 @@
     </w:p>
     <w:p>
       <w:r>
-        <w:t>I avverkningsanmälan har följande 2 naturvårdsarter hittats: garnlav (NT) och pärluggla (§4). Av dessa är 1 rödlistade. För rödlistade arter har rödlistekategorin angivits inom parentes. För fridlysta arter anges även paragrafen i Artskyddsförordningen som arten är fridlyst enligt.</w:t>
+        <w:t>I avverkningsanmälan har följande 4 naturvårdsarter hittats: duvhök (NT, §4), garnlav (NT), vedticka (S) och pärluggla (§4). Av dessa är 2 rödlistade. För rödlistade arter har rödlistekategorin angivits inom parentes. Arter som är signalarter enligt Skogsstyrelsen har markerats med (S). För fridlysta arter anges även paragrafen i Artskyddsförordningen som arten är fridlyst enligt.</w:t>
       </w:r>
     </w:p>
     <w:p>
@@ -247,6 +247,17 @@
       </w:r>
     </w:p>
     <w:p>
+      <w:r>
+        <w:rPr>
+          <w:b/>
+        </w:rPr>
+        <w:t>Garnlav (NT)</w:t>
+      </w:r>
+      <w:r>
+        <w:t xml:space="preserve"> är en utpräglad barrskogsart som ibland kan drapera träden i norrländska grannaturskogar med hög luftfuktighet. Den förekommer även i talldominerade bestånd där den, förutom i trädens grenverk, påträffas hängande över ojämnheter i tallbarken. Arten har minskat starkt i södra och mellersta Sverige och den minskar även i sitt nordliga utbredningsområde. Orsaken till tillbakagången beror främst på slutavverkningar av naturskogsartade skogar. Bestånd med riklig förekomst bör regelmässigt sparas. Garnlav är värdväxt för den mycket sällsynta och akut hotade fjärilen barrskogslavfly (CR) som hör hemma i boreala barrskogar med riklig förekomst av värdväxten. Tidigare kunde arten konstateras årligen på flera platser vid Dala-Floda i Dalarna innan lokalerna kalavverkades. Senaste fyndet i landet av barrskogslavfly är från år 2000 då den påträffades vid Högberget i Sollefteå kommun (SLU Artdatabanken, 2024).</w:t>
+      </w:r>
+    </w:p>
+    <w:p>
       <w:pPr>
         <w:pStyle w:val="Heading1"/>
       </w:pPr>
@@ -256,7 +267,7 @@
     </w:p>
     <w:p>
       <w:r>
-        <w:t>Följande fridlysta arter har sina livsmiljöer och växtplatser i den avverkningsanmälda skogen: pärluggla (§4).</w:t>
+        <w:t>Följande fridlysta arter har sina livsmiljöer och växtplatser i den avverkningsanmälda skogen: duvhök (NT, §4) och pärluggla (§4).</w:t>
       </w:r>
     </w:p>
     <w:p>
@@ -271,6 +282,22 @@
       </w:r>
       <w:r>
         <w:t>(artikel 1). Vidare att de åtgärder som vidtas inte får leda till en försämring av den nuvarande situationen beträffande bevarandet av de fågelarter som avses i artikel 1 (artikel 13). Fågeldirektivet är styrande för tillsynsansvariga myndigheters ärendehantering, ställningstaganden och beslutsfattande.</w:t>
+      </w:r>
+    </w:p>
+    <w:p>
+      <w:r>
+        <w:rPr>
+          <w:b/>
+        </w:rPr>
+        <w:t>Duvhök (NT, §4)</w:t>
+      </w:r>
+      <w:r>
+        <w:t xml:space="preserve"> är rödlistad som nära hotad (NT) och har minskat med 22 (0–48) % under de senaste 18 åren. Minskningstakten för den svenska populationen bedöms vara nära gränsvärdet för Sårbar (VU). (A2bc). (SLU Artdatabanken, 2021). Duvhöken jagar helst inne i äldre skog och missgynnas av stora hyggen och täta planteringar. De gamla fåglarna är i huvudsak stationära i sina revir (Skogsstyrelsen, 2016). Duvhöken är starkt bunden till skogsmark och boet läggs inne i tät, oftast äldre skog. Kantzoner mot öppen mark undviks och duvhöken är därför känsligare för slutavverkning än flera andra rovfåglar. Duvhöken är beroende av insynsskyddade boplatser. Friställande av boträd eller avverkning så att boplatsen blir exponerad mot öppen mark, medför att platsen överges (Skogsstyrelsen, 2016). Eftersom duvhöken helst häckar i gammal skog, är dess häckningsplatser i princip alltid mer eller mindre hotade av skogsbruk och avverkningar (SLU Artdatabanken, 2021).</w:t>
+      </w:r>
+    </w:p>
+    <w:p>
+      <w:r>
+        <w:t>I BILAGA 1 finns mer detaljerad information om ekologi samt krav på livsmiljö hos fridlysta arter.</w:t>
       </w:r>
     </w:p>
     <w:p>
@@ -379,7 +406,7 @@
         <w:rPr>
           <w:i/>
         </w:rPr>
-        <w:t>I det avverkningsanmälda skogsområdet har 2 naturvårdsarter varav 1 rödlistade arter sina livsmiljöer och växtplatser.</w:t>
+        <w:t>I det avverkningsanmälda skogsområdet har 4 naturvårdsarter varav 2 rödlistade arter sina livsmiljöer och växtplatser.</w:t>
       </w:r>
     </w:p>
     <w:p>
@@ -566,6 +593,88 @@
         <w:t>I den avverkningsanmälda skogen har fridlysta arter sina livsmiljöer och växtplatser. Att skada de fridlysta arternas livsmiljöer, växtplatser eller ekologiska funktion är inte tillåtet enligt artskyddsförordningen</w:t>
       </w:r>
     </w:p>
+    <w:p>
+      <w:r>
+        <w:br w:type="page"/>
+      </w:r>
+    </w:p>
+    <w:p>
+      <w:pPr>
+        <w:pStyle w:val="Title"/>
+      </w:pPr>
+      <w:r>
+        <w:t>BILAGA 1 – Fridlysta arter</w:t>
+      </w:r>
+    </w:p>
+    <w:p>
+      <w:pPr>
+        <w:pStyle w:val="Heading1"/>
+      </w:pPr>
+      <w:r>
+        <w:t>Duvhök – ekologi samt krav på livsmiljön</w:t>
+      </w:r>
+    </w:p>
+    <w:p>
+      <w:r>
+        <w:t>Duvhök (NT, §4) är rödlistad som nära hotad (NT) och har minskat med 22 (0–48) % under de senaste 18 åren. Minskningstakten för den svenska populationen bedöms vara nära gränsvärdet för Sårbar (VU). (A2bc). (SLU Artdatabanken, 2021).</w:t>
+      </w:r>
+    </w:p>
+    <w:p>
+      <w:r>
+        <w:t>Duvhöken är starkt bunden till skogsmark, såväl för häckning som födosök. Den påträffas oftast i större skogsområden med äldre skog, men kan ibland även häcka i dungar i områden dominerade av öppen mark. De gamla fåglarna är i huvudsak stationära i sina revir. Duvhöken jagar helst inne i äldre skog och missgynnas av stora hyggen och täta planteringar (Skogsstyrelsen, 2016).</w:t>
+      </w:r>
+    </w:p>
+    <w:p>
+      <w:r>
+        <w:t>Boet läggs inne i tät, oftast äldre skog. Kantzoner mot öppen mark undviks och duvhöken är därför känsligare för slutavverkning än flera andra rovfåglar. Boträdet måste vara grovgrenigt och är oftast en äldre gran eller tall, i sydligaste Sverige är bok vanligt. Duvhöken är beroende av insynsskyddade boplatser. Friställande av boträd eller avverkning så att boplatsen är exponerad mot öppen mark, medför att platsen överges. Samma bo kan användas flera år i rad, men likt andra rovfåglar har den normalt ett eller flera alternativa bon (Skogsstyrelsen, 2016). Eftersom duvhöken helst häckar i gammal skog, är dess häckningsplatser i princip alltid mer eller mindre hotade av skogsbruk och avverkningar (SLU Artdatabanken, 2021).</w:t>
+      </w:r>
+    </w:p>
+    <w:p>
+      <w:r>
+        <w:t>Den viktigaste begränsande faktorn för duvhökspopulationen i stort är födan och ett allvarligare problem är därför den av skogsbruket orsakade storskaliga omvandlingen och utarmningen av skogslandskapet, som kan påverka såväl duvhökens möjlighet att jaga som förekomsten av viktiga byten. Duvhökens jaktteknik gör den beroende av landskapets utformning och sammansättning och dess preferens för gammal skog tyder på att den är anpassad till att jaga i skog som är “lagom” tät. I öppnare biotoper, till exempel hyggen, kommer dess jaktteknik inte till sin rätt och i tätare biotoper, t.ex. ungskogar, har den relativt stora duvhöken svårt att manövrera (SLU Artdatabanken, 2021).</w:t>
+      </w:r>
+    </w:p>
+    <w:p>
+      <w:r>
+        <w:t>Minskningstakten har uppgått till 22 (0–48) % under de senaste 18 åren. Bedömningen baseras på ett för arten lämpligt abundansindex och minskad geografisk utbredning och/eller försämrad habitatkvalitet (allt yngre och tätare skogar vilket försvårar för boplacering samt försämrar jaktmöjligheterna). Minskningstakten för den svenska populationen bedöms vara nära gränsvärdet för Sårbar (VU). (A2bc).</w:t>
+      </w:r>
+    </w:p>
+    <w:p>
+      <w:pPr>
+        <w:pStyle w:val="Heading2"/>
+      </w:pPr>
+      <w:r>
+        <w:t>Referenser – duvhök</w:t>
+      </w:r>
+    </w:p>
+    <w:p>
+      <w:r>
+        <w:t xml:space="preserve">Skogsstyrelsen, 2016. </w:t>
+      </w:r>
+      <w:r>
+        <w:rPr>
+          <w:i/>
+        </w:rPr>
+        <w:t xml:space="preserve">Duvhök – Vägledning för hänsyn till fåglar. </w:t>
+      </w:r>
+      <w:r>
+        <w:t>https://www.skogsstyrelsen.se/globalassets/lag-och-tillsyn/artskydd/vagledningar-for-hansyn-till-faglar/duvhok-vagledning-hansyn2.pdf</w:t>
+      </w:r>
+    </w:p>
+    <w:p>
+      <w:r>
+        <w:t xml:space="preserve">SLU Artdatabanken, 2021. </w:t>
+      </w:r>
+      <w:r>
+        <w:rPr>
+          <w:i/>
+        </w:rPr>
+        <w:t xml:space="preserve">Artfaktablad. Naturvård – artfakta. </w:t>
+      </w:r>
+      <w:r>
+        <w:t>SLU Artdatabanken, Uppsala</w:t>
+      </w:r>
+    </w:p>
     <w:sectPr>
       <w:headerReference w:type="even" r:id="rId8"/>
       <w:headerReference w:type="default" r:id="rId9"/>
@@ -694,7 +803,7 @@
     <w:r>
       <w:tab/>
       <w:tab/>
-      <w:t>2025-04-09</w:t>
+      <w:t>2025-04-10</w:t>
       <w:br/>
       <w:br/>
     </w:r>

--- a/klagomål/A 39825-2020 FSC-klagomål.docx
+++ b/klagomål/A 39825-2020 FSC-klagomål.docx
@@ -803,7 +803,7 @@
     <w:r>
       <w:tab/>
       <w:tab/>
-      <w:t>2025-04-10</w:t>
+      <w:t>2025-04-11</w:t>
       <w:br/>
       <w:br/>
     </w:r>

--- a/klagomål/A 39825-2020 FSC-klagomål.docx
+++ b/klagomål/A 39825-2020 FSC-klagomål.docx
@@ -803,7 +803,7 @@
     <w:r>
       <w:tab/>
       <w:tab/>
-      <w:t>2025-04-11</w:t>
+      <w:t>2025-04-12</w:t>
       <w:br/>
       <w:br/>
     </w:r>

--- a/klagomål/A 39825-2020 FSC-klagomål.docx
+++ b/klagomål/A 39825-2020 FSC-klagomål.docx
@@ -803,7 +803,7 @@
     <w:r>
       <w:tab/>
       <w:tab/>
-      <w:t>2025-04-12</w:t>
+      <w:t>2025-04-13</w:t>
       <w:br/>
       <w:br/>
     </w:r>

--- a/klagomål/A 39825-2020 FSC-klagomål.docx
+++ b/klagomål/A 39825-2020 FSC-klagomål.docx
@@ -803,7 +803,7 @@
     <w:r>
       <w:tab/>
       <w:tab/>
-      <w:t>2025-04-13</w:t>
+      <w:t>2025-04-14</w:t>
       <w:br/>
       <w:br/>
     </w:r>

--- a/klagomål/A 39825-2020 FSC-klagomål.docx
+++ b/klagomål/A 39825-2020 FSC-klagomål.docx
@@ -803,7 +803,7 @@
     <w:r>
       <w:tab/>
       <w:tab/>
-      <w:t>2025-04-14</w:t>
+      <w:t>2025-04-15</w:t>
       <w:br/>
       <w:br/>
     </w:r>

--- a/klagomål/A 39825-2020 FSC-klagomål.docx
+++ b/klagomål/A 39825-2020 FSC-klagomål.docx
@@ -803,7 +803,7 @@
     <w:r>
       <w:tab/>
       <w:tab/>
-      <w:t>2025-04-15</w:t>
+      <w:t>2025-04-16</w:t>
       <w:br/>
       <w:br/>
     </w:r>

--- a/klagomål/A 39825-2020 FSC-klagomål.docx
+++ b/klagomål/A 39825-2020 FSC-klagomål.docx
@@ -803,7 +803,7 @@
     <w:r>
       <w:tab/>
       <w:tab/>
-      <w:t>2025-04-16</w:t>
+      <w:t>2025-04-17</w:t>
       <w:br/>
       <w:br/>
     </w:r>

--- a/klagomål/A 39825-2020 FSC-klagomål.docx
+++ b/klagomål/A 39825-2020 FSC-klagomål.docx
@@ -803,7 +803,7 @@
     <w:r>
       <w:tab/>
       <w:tab/>
-      <w:t>2025-04-17</w:t>
+      <w:t>2025-04-18</w:t>
       <w:br/>
       <w:br/>
     </w:r>

--- a/klagomål/A 39825-2020 FSC-klagomål.docx
+++ b/klagomål/A 39825-2020 FSC-klagomål.docx
@@ -803,7 +803,7 @@
     <w:r>
       <w:tab/>
       <w:tab/>
-      <w:t>2025-05-03</w:t>
+      <w:t>2025-05-04</w:t>
       <w:br/>
       <w:br/>
     </w:r>

--- a/klagomål/A 39825-2020 FSC-klagomål.docx
+++ b/klagomål/A 39825-2020 FSC-klagomål.docx
@@ -803,7 +803,7 @@
     <w:r>
       <w:tab/>
       <w:tab/>
-      <w:t>2025-05-04</w:t>
+      <w:t>2025-05-06</w:t>
       <w:br/>
       <w:br/>
     </w:r>

--- a/klagomål/A 39825-2020 FSC-klagomål.docx
+++ b/klagomål/A 39825-2020 FSC-klagomål.docx
@@ -803,7 +803,7 @@
     <w:r>
       <w:tab/>
       <w:tab/>
-      <w:t>2025-05-06</w:t>
+      <w:t>2025-05-07</w:t>
       <w:br/>
       <w:br/>
     </w:r>

--- a/klagomål/A 39825-2020 FSC-klagomål.docx
+++ b/klagomål/A 39825-2020 FSC-klagomål.docx
@@ -803,7 +803,7 @@
     <w:r>
       <w:tab/>
       <w:tab/>
-      <w:t>2025-05-07</w:t>
+      <w:t>2025-05-08</w:t>
       <w:br/>
       <w:br/>
     </w:r>

--- a/klagomål/A 39825-2020 FSC-klagomål.docx
+++ b/klagomål/A 39825-2020 FSC-klagomål.docx
@@ -803,7 +803,7 @@
     <w:r>
       <w:tab/>
       <w:tab/>
-      <w:t>2025-05-08</w:t>
+      <w:t>2025-05-09</w:t>
       <w:br/>
       <w:br/>
     </w:r>

--- a/klagomål/A 39825-2020 FSC-klagomål.docx
+++ b/klagomål/A 39825-2020 FSC-klagomål.docx
@@ -803,7 +803,7 @@
     <w:r>
       <w:tab/>
       <w:tab/>
-      <w:t>2025-05-09</w:t>
+      <w:t>2025-05-10</w:t>
       <w:br/>
       <w:br/>
     </w:r>

--- a/klagomål/A 39825-2020 FSC-klagomål.docx
+++ b/klagomål/A 39825-2020 FSC-klagomål.docx
@@ -803,7 +803,7 @@
     <w:r>
       <w:tab/>
       <w:tab/>
-      <w:t>2025-05-10</w:t>
+      <w:t>2025-05-11</w:t>
       <w:br/>
       <w:br/>
     </w:r>

--- a/klagomål/A 39825-2020 FSC-klagomål.docx
+++ b/klagomål/A 39825-2020 FSC-klagomål.docx
@@ -803,7 +803,7 @@
     <w:r>
       <w:tab/>
       <w:tab/>
-      <w:t>2025-05-11</w:t>
+      <w:t>2025-05-12</w:t>
       <w:br/>
       <w:br/>
     </w:r>

--- a/klagomål/A 39825-2020 FSC-klagomål.docx
+++ b/klagomål/A 39825-2020 FSC-klagomål.docx
@@ -803,7 +803,7 @@
     <w:r>
       <w:tab/>
       <w:tab/>
-      <w:t>2025-05-12</w:t>
+      <w:t>2025-05-13</w:t>
       <w:br/>
       <w:br/>
     </w:r>

--- a/klagomål/A 39825-2020 FSC-klagomål.docx
+++ b/klagomål/A 39825-2020 FSC-klagomål.docx
@@ -803,7 +803,7 @@
     <w:r>
       <w:tab/>
       <w:tab/>
-      <w:t>2025-05-13</w:t>
+      <w:t>2025-05-14</w:t>
       <w:br/>
       <w:br/>
     </w:r>

--- a/klagomål/A 39825-2020 FSC-klagomål.docx
+++ b/klagomål/A 39825-2020 FSC-klagomål.docx
@@ -803,7 +803,7 @@
     <w:r>
       <w:tab/>
       <w:tab/>
-      <w:t>2025-05-14</w:t>
+      <w:t>2025-05-15</w:t>
       <w:br/>
       <w:br/>
     </w:r>

--- a/klagomål/A 39825-2020 FSC-klagomål.docx
+++ b/klagomål/A 39825-2020 FSC-klagomål.docx
@@ -803,7 +803,7 @@
     <w:r>
       <w:tab/>
       <w:tab/>
-      <w:t>2025-05-15</w:t>
+      <w:t>2025-05-16</w:t>
       <w:br/>
       <w:br/>
     </w:r>

--- a/klagomål/A 39825-2020 FSC-klagomål.docx
+++ b/klagomål/A 39825-2020 FSC-klagomål.docx
@@ -803,7 +803,7 @@
     <w:r>
       <w:tab/>
       <w:tab/>
-      <w:t>2025-05-16</w:t>
+      <w:t>2025-05-17</w:t>
       <w:br/>
       <w:br/>
     </w:r>

--- a/klagomål/A 39825-2020 FSC-klagomål.docx
+++ b/klagomål/A 39825-2020 FSC-klagomål.docx
@@ -803,7 +803,7 @@
     <w:r>
       <w:tab/>
       <w:tab/>
-      <w:t>2025-05-17</w:t>
+      <w:t>2025-05-18</w:t>
       <w:br/>
       <w:br/>
     </w:r>

--- a/klagomål/A 39825-2020 FSC-klagomål.docx
+++ b/klagomål/A 39825-2020 FSC-klagomål.docx
@@ -803,7 +803,7 @@
     <w:r>
       <w:tab/>
       <w:tab/>
-      <w:t>2025-05-18</w:t>
+      <w:t>2025-05-19</w:t>
       <w:br/>
       <w:br/>
     </w:r>

--- a/klagomål/A 39825-2020 FSC-klagomål.docx
+++ b/klagomål/A 39825-2020 FSC-klagomål.docx
@@ -803,7 +803,7 @@
     <w:r>
       <w:tab/>
       <w:tab/>
-      <w:t>2025-05-19</w:t>
+      <w:t>2025-05-20</w:t>
       <w:br/>
       <w:br/>
     </w:r>

--- a/klagomål/A 39825-2020 FSC-klagomål.docx
+++ b/klagomål/A 39825-2020 FSC-klagomål.docx
@@ -803,7 +803,7 @@
     <w:r>
       <w:tab/>
       <w:tab/>
-      <w:t>2025-05-20</w:t>
+      <w:t>2025-05-21</w:t>
       <w:br/>
       <w:br/>
     </w:r>

--- a/klagomål/A 39825-2020 FSC-klagomål.docx
+++ b/klagomål/A 39825-2020 FSC-klagomål.docx
@@ -803,7 +803,7 @@
     <w:r>
       <w:tab/>
       <w:tab/>
-      <w:t>2025-05-21</w:t>
+      <w:t>2025-05-22</w:t>
       <w:br/>
       <w:br/>
     </w:r>

--- a/klagomål/A 39825-2020 FSC-klagomål.docx
+++ b/klagomål/A 39825-2020 FSC-klagomål.docx
@@ -803,7 +803,7 @@
     <w:r>
       <w:tab/>
       <w:tab/>
-      <w:t>2025-05-22</w:t>
+      <w:t>2025-05-23</w:t>
       <w:br/>
       <w:br/>
     </w:r>

--- a/klagomål/A 39825-2020 FSC-klagomål.docx
+++ b/klagomål/A 39825-2020 FSC-klagomål.docx
@@ -803,7 +803,7 @@
     <w:r>
       <w:tab/>
       <w:tab/>
-      <w:t>2025-05-23</w:t>
+      <w:t>2025-05-24</w:t>
       <w:br/>
       <w:br/>
     </w:r>

--- a/klagomål/A 39825-2020 FSC-klagomål.docx
+++ b/klagomål/A 39825-2020 FSC-klagomål.docx
@@ -803,7 +803,7 @@
     <w:r>
       <w:tab/>
       <w:tab/>
-      <w:t>2025-05-24</w:t>
+      <w:t>2025-05-25</w:t>
       <w:br/>
       <w:br/>
     </w:r>

--- a/klagomål/A 39825-2020 FSC-klagomål.docx
+++ b/klagomål/A 39825-2020 FSC-klagomål.docx
@@ -803,7 +803,7 @@
     <w:r>
       <w:tab/>
       <w:tab/>
-      <w:t>2025-05-25</w:t>
+      <w:t>2025-05-26</w:t>
       <w:br/>
       <w:br/>
     </w:r>

--- a/klagomål/A 39825-2020 FSC-klagomål.docx
+++ b/klagomål/A 39825-2020 FSC-klagomål.docx
@@ -803,7 +803,7 @@
     <w:r>
       <w:tab/>
       <w:tab/>
-      <w:t>2025-05-26</w:t>
+      <w:t>2025-05-27</w:t>
       <w:br/>
       <w:br/>
     </w:r>

--- a/klagomål/A 39825-2020 FSC-klagomål.docx
+++ b/klagomål/A 39825-2020 FSC-klagomål.docx
@@ -803,7 +803,7 @@
     <w:r>
       <w:tab/>
       <w:tab/>
-      <w:t>2025-05-27</w:t>
+      <w:t>2025-05-30</w:t>
       <w:br/>
       <w:br/>
     </w:r>

--- a/klagomål/A 39825-2020 FSC-klagomål.docx
+++ b/klagomål/A 39825-2020 FSC-klagomål.docx
@@ -803,7 +803,7 @@
     <w:r>
       <w:tab/>
       <w:tab/>
-      <w:t>2025-05-30</w:t>
+      <w:t>2025-06-01</w:t>
       <w:br/>
       <w:br/>
     </w:r>

--- a/klagomål/A 39825-2020 FSC-klagomål.docx
+++ b/klagomål/A 39825-2020 FSC-klagomål.docx
@@ -803,7 +803,7 @@
     <w:r>
       <w:tab/>
       <w:tab/>
-      <w:t>2025-06-01</w:t>
+      <w:t>2025-06-02</w:t>
       <w:br/>
       <w:br/>
     </w:r>

--- a/klagomål/A 39825-2020 FSC-klagomål.docx
+++ b/klagomål/A 39825-2020 FSC-klagomål.docx
@@ -803,7 +803,7 @@
     <w:r>
       <w:tab/>
       <w:tab/>
-      <w:t>2025-06-02</w:t>
+      <w:t>2025-06-03</w:t>
       <w:br/>
       <w:br/>
     </w:r>

--- a/klagomål/A 39825-2020 FSC-klagomål.docx
+++ b/klagomål/A 39825-2020 FSC-klagomål.docx
@@ -803,7 +803,7 @@
     <w:r>
       <w:tab/>
       <w:tab/>
-      <w:t>2025-06-03</w:t>
+      <w:t>2025-06-04</w:t>
       <w:br/>
       <w:br/>
     </w:r>

--- a/klagomål/A 39825-2020 FSC-klagomål.docx
+++ b/klagomål/A 39825-2020 FSC-klagomål.docx
@@ -803,7 +803,7 @@
     <w:r>
       <w:tab/>
       <w:tab/>
-      <w:t>2025-06-04</w:t>
+      <w:t>2025-06-05</w:t>
       <w:br/>
       <w:br/>
     </w:r>

--- a/klagomål/A 39825-2020 FSC-klagomål.docx
+++ b/klagomål/A 39825-2020 FSC-klagomål.docx
@@ -803,7 +803,7 @@
     <w:r>
       <w:tab/>
       <w:tab/>
-      <w:t>2025-06-05</w:t>
+      <w:t>2025-06-13</w:t>
       <w:br/>
       <w:br/>
     </w:r>

--- a/klagomål/A 39825-2020 FSC-klagomål.docx
+++ b/klagomål/A 39825-2020 FSC-klagomål.docx
@@ -803,7 +803,7 @@
     <w:r>
       <w:tab/>
       <w:tab/>
-      <w:t>2025-06-13</w:t>
+      <w:t>2025-06-15</w:t>
       <w:br/>
       <w:br/>
     </w:r>

--- a/klagomål/A 39825-2020 FSC-klagomål.docx
+++ b/klagomål/A 39825-2020 FSC-klagomål.docx
@@ -803,7 +803,7 @@
     <w:r>
       <w:tab/>
       <w:tab/>
-      <w:t>2025-06-15</w:t>
+      <w:t>2025-06-16</w:t>
       <w:br/>
       <w:br/>
     </w:r>

--- a/klagomål/A 39825-2020 FSC-klagomål.docx
+++ b/klagomål/A 39825-2020 FSC-klagomål.docx
@@ -803,7 +803,7 @@
     <w:r>
       <w:tab/>
       <w:tab/>
-      <w:t>2025-06-16</w:t>
+      <w:t>2025-06-17</w:t>
       <w:br/>
       <w:br/>
     </w:r>

--- a/klagomål/A 39825-2020 FSC-klagomål.docx
+++ b/klagomål/A 39825-2020 FSC-klagomål.docx
@@ -803,7 +803,7 @@
     <w:r>
       <w:tab/>
       <w:tab/>
-      <w:t>2025-06-17</w:t>
+      <w:t>2025-06-18</w:t>
       <w:br/>
       <w:br/>
     </w:r>

--- a/klagomål/A 39825-2020 FSC-klagomål.docx
+++ b/klagomål/A 39825-2020 FSC-klagomål.docx
@@ -803,7 +803,7 @@
     <w:r>
       <w:tab/>
       <w:tab/>
-      <w:t>2025-06-18</w:t>
+      <w:t>2025-06-19</w:t>
       <w:br/>
       <w:br/>
     </w:r>

--- a/klagomål/A 39825-2020 FSC-klagomål.docx
+++ b/klagomål/A 39825-2020 FSC-klagomål.docx
@@ -803,7 +803,7 @@
     <w:r>
       <w:tab/>
       <w:tab/>
-      <w:t>2025-06-19</w:t>
+      <w:t>2025-06-20</w:t>
       <w:br/>
       <w:br/>
     </w:r>

--- a/klagomål/A 39825-2020 FSC-klagomål.docx
+++ b/klagomål/A 39825-2020 FSC-klagomål.docx
@@ -803,7 +803,7 @@
     <w:r>
       <w:tab/>
       <w:tab/>
-      <w:t>2025-06-20</w:t>
+      <w:t>2025-06-21</w:t>
       <w:br/>
       <w:br/>
     </w:r>

--- a/klagomål/A 39825-2020 FSC-klagomål.docx
+++ b/klagomål/A 39825-2020 FSC-klagomål.docx
@@ -803,7 +803,7 @@
     <w:r>
       <w:tab/>
       <w:tab/>
-      <w:t>2025-06-21</w:t>
+      <w:t>2025-06-22</w:t>
       <w:br/>
       <w:br/>
     </w:r>

--- a/klagomål/A 39825-2020 FSC-klagomål.docx
+++ b/klagomål/A 39825-2020 FSC-klagomål.docx
@@ -803,7 +803,7 @@
     <w:r>
       <w:tab/>
       <w:tab/>
-      <w:t>2025-06-22</w:t>
+      <w:t>2025-06-23</w:t>
       <w:br/>
       <w:br/>
     </w:r>

--- a/klagomål/A 39825-2020 FSC-klagomål.docx
+++ b/klagomål/A 39825-2020 FSC-klagomål.docx
@@ -803,7 +803,7 @@
     <w:r>
       <w:tab/>
       <w:tab/>
-      <w:t>2025-06-23</w:t>
+      <w:t>2025-06-24</w:t>
       <w:br/>
       <w:br/>
     </w:r>

--- a/klagomål/A 39825-2020 FSC-klagomål.docx
+++ b/klagomål/A 39825-2020 FSC-klagomål.docx
@@ -803,7 +803,7 @@
     <w:r>
       <w:tab/>
       <w:tab/>
-      <w:t>2025-06-24</w:t>
+      <w:t>2025-06-25</w:t>
       <w:br/>
       <w:br/>
     </w:r>

--- a/klagomål/A 39825-2020 FSC-klagomål.docx
+++ b/klagomål/A 39825-2020 FSC-klagomål.docx
@@ -803,7 +803,7 @@
     <w:r>
       <w:tab/>
       <w:tab/>
-      <w:t>2025-06-25</w:t>
+      <w:t>2025-06-26</w:t>
       <w:br/>
       <w:br/>
     </w:r>

--- a/klagomål/A 39825-2020 FSC-klagomål.docx
+++ b/klagomål/A 39825-2020 FSC-klagomål.docx
@@ -803,7 +803,7 @@
     <w:r>
       <w:tab/>
       <w:tab/>
-      <w:t>2025-06-26</w:t>
+      <w:t>2025-06-27</w:t>
       <w:br/>
       <w:br/>
     </w:r>

--- a/klagomål/A 39825-2020 FSC-klagomål.docx
+++ b/klagomål/A 39825-2020 FSC-klagomål.docx
@@ -803,7 +803,7 @@
     <w:r>
       <w:tab/>
       <w:tab/>
-      <w:t>2025-06-27</w:t>
+      <w:t>2025-06-28</w:t>
       <w:br/>
       <w:br/>
     </w:r>

--- a/klagomål/A 39825-2020 FSC-klagomål.docx
+++ b/klagomål/A 39825-2020 FSC-klagomål.docx
@@ -803,7 +803,7 @@
     <w:r>
       <w:tab/>
       <w:tab/>
-      <w:t>2025-06-28</w:t>
+      <w:t>2025-06-29</w:t>
       <w:br/>
       <w:br/>
     </w:r>

--- a/klagomål/A 39825-2020 FSC-klagomål.docx
+++ b/klagomål/A 39825-2020 FSC-klagomål.docx
@@ -803,7 +803,7 @@
     <w:r>
       <w:tab/>
       <w:tab/>
-      <w:t>2025-06-29</w:t>
+      <w:t>2025-06-30</w:t>
       <w:br/>
       <w:br/>
     </w:r>

--- a/klagomål/A 39825-2020 FSC-klagomål.docx
+++ b/klagomål/A 39825-2020 FSC-klagomål.docx
@@ -803,7 +803,7 @@
     <w:r>
       <w:tab/>
       <w:tab/>
-      <w:t>2025-06-30</w:t>
+      <w:t>2025-07-01</w:t>
       <w:br/>
       <w:br/>
     </w:r>

--- a/klagomål/A 39825-2020 FSC-klagomål.docx
+++ b/klagomål/A 39825-2020 FSC-klagomål.docx
@@ -803,7 +803,7 @@
     <w:r>
       <w:tab/>
       <w:tab/>
-      <w:t>2025-07-01</w:t>
+      <w:t>2025-07-02</w:t>
       <w:br/>
       <w:br/>
     </w:r>

--- a/klagomål/A 39825-2020 FSC-klagomål.docx
+++ b/klagomål/A 39825-2020 FSC-klagomål.docx
@@ -803,7 +803,7 @@
     <w:r>
       <w:tab/>
       <w:tab/>
-      <w:t>2025-07-02</w:t>
+      <w:t>2025-07-03</w:t>
       <w:br/>
       <w:br/>
     </w:r>

--- a/klagomål/A 39825-2020 FSC-klagomål.docx
+++ b/klagomål/A 39825-2020 FSC-klagomål.docx
@@ -803,7 +803,7 @@
     <w:r>
       <w:tab/>
       <w:tab/>
-      <w:t>2025-07-03</w:t>
+      <w:t>2025-07-04</w:t>
       <w:br/>
       <w:br/>
     </w:r>

--- a/klagomål/A 39825-2020 FSC-klagomål.docx
+++ b/klagomål/A 39825-2020 FSC-klagomål.docx
@@ -803,7 +803,7 @@
     <w:r>
       <w:tab/>
       <w:tab/>
-      <w:t>2025-07-04</w:t>
+      <w:t>2025-07-05</w:t>
       <w:br/>
       <w:br/>
     </w:r>

--- a/klagomål/A 39825-2020 FSC-klagomål.docx
+++ b/klagomål/A 39825-2020 FSC-klagomål.docx
@@ -803,7 +803,7 @@
     <w:r>
       <w:tab/>
       <w:tab/>
-      <w:t>2025-07-05</w:t>
+      <w:t>2025-07-06</w:t>
       <w:br/>
       <w:br/>
     </w:r>

--- a/klagomål/A 39825-2020 FSC-klagomål.docx
+++ b/klagomål/A 39825-2020 FSC-klagomål.docx
@@ -803,7 +803,7 @@
     <w:r>
       <w:tab/>
       <w:tab/>
-      <w:t>2025-07-06</w:t>
+      <w:t>2025-07-07</w:t>
       <w:br/>
       <w:br/>
     </w:r>

--- a/klagomål/A 39825-2020 FSC-klagomål.docx
+++ b/klagomål/A 39825-2020 FSC-klagomål.docx
@@ -803,7 +803,7 @@
     <w:r>
       <w:tab/>
       <w:tab/>
-      <w:t>2025-07-07</w:t>
+      <w:t>2025-07-08</w:t>
       <w:br/>
       <w:br/>
     </w:r>

--- a/klagomål/A 39825-2020 FSC-klagomål.docx
+++ b/klagomål/A 39825-2020 FSC-klagomål.docx
@@ -293,6 +293,17 @@
       </w:r>
       <w:r>
         <w:t xml:space="preserve"> är rödlistad som nära hotad (NT) och har minskat med 22 (0–48) % under de senaste 18 åren. Minskningstakten för den svenska populationen bedöms vara nära gränsvärdet för Sårbar (VU). (A2bc). (SLU Artdatabanken, 2021). Duvhöken jagar helst inne i äldre skog och missgynnas av stora hyggen och täta planteringar. De gamla fåglarna är i huvudsak stationära i sina revir (Skogsstyrelsen, 2016). Duvhöken är starkt bunden till skogsmark och boet läggs inne i tät, oftast äldre skog. Kantzoner mot öppen mark undviks och duvhöken är därför känsligare för slutavverkning än flera andra rovfåglar. Duvhöken är beroende av insynsskyddade boplatser. Friställande av boträd eller avverkning så att boplatsen blir exponerad mot öppen mark, medför att platsen överges (Skogsstyrelsen, 2016). Eftersom duvhöken helst häckar i gammal skog, är dess häckningsplatser i princip alltid mer eller mindre hotade av skogsbruk och avverkningar (SLU Artdatabanken, 2021).</w:t>
+      </w:r>
+    </w:p>
+    <w:p>
+      <w:r>
+        <w:rPr>
+          <w:b/>
+        </w:rPr>
+        <w:t>Pärluggla (§4)</w:t>
+      </w:r>
+      <w:r>
+        <w:t xml:space="preserve"> är beroende av äldre, varierad skog med goda jaktmöjligheter och god tillgång på lämpliga trädhål som boplatser. Hemområdet är i storleksordningen 200–500 hektar, men storleken varierar kraftigt beroende på hur mycket föda det finns. Undvik skogsbruksåtgärder som kan skada hänsynskrävande miljöer, som till exempel strand- och sumpskogar med naturskogskaraktär, äldre skog på uddar och öar, raviner, klyftor och blockmarker samt berg- och rasbranter, äldre hällmarksskog, äldre sandtallskogar, naturskogsrester, eller äldre trädbestånd med mycket hänglavar eller död ved. Pärlugglan är typisk art för Västlig taiga (9010) och omfattas av fågeldirektivets bilaga 1 (SLU Artdatabanken, 2024; Skogsstyrelsen, 2016).</w:t>
       </w:r>
     </w:p>
     <w:p>
@@ -675,6 +686,62 @@
         <w:t>SLU Artdatabanken, Uppsala</w:t>
       </w:r>
     </w:p>
+    <w:p>
+      <w:pPr>
+        <w:pStyle w:val="Heading1"/>
+      </w:pPr>
+      <w:r>
+        <w:t>Pärluggla – ekologi samt krav på livsmiljön</w:t>
+      </w:r>
+    </w:p>
+    <w:p>
+      <w:r>
+        <w:t>Pärluggla (§4) är beroende av äldre, varierad skog med goda jaktmöjligheter och god tillgång på lämpliga trädhål som boplatser. Den förekommer med störst täthet i äldre granskog, med inslag av gamla lövträd och luckor och öppningar i form av mindre hyggen, jordbruksmark och liknande. Den häckar även frekvent i barr- och lövblandskogar av tall, björk och asp, där förutsättningarna att finna boplatser är störst. I sydligaste Sverige häckar den ofta i gamla bokbackar, men den är mycket sällsynt i ren bokskog (SLU Artdatabanken, 2024).</w:t>
+      </w:r>
+    </w:p>
+    <w:p>
+      <w:r>
+        <w:t>Hemområdet är i storleksordningen 200–500 hektar, men storleken varierar kraftigt beroende på hur mycket föda det finns. Under dåliga gnagarår kan pärlugglan jaga upp till 4 km från boet medan den under bra år ofta håller sig inom 1 km. Pärluggla är typisk art för Västlig taiga och omfattas av fågeldirektivets bilaga 1 (SLU Artdatabanken, 2024).</w:t>
+      </w:r>
+    </w:p>
+    <w:p>
+      <w:r>
+        <w:t>Undvik skogsbruksåtgärder som kan skada hänsynskrävande miljöer, som till exempel strand- och sumpskogar med naturskogskaraktär, äldre skog på uddar och öar, raviner, klyftor och blockmarker samt berg- och rasbranter, äldre hällmarksskog, äldre sandtallskogar, naturskogsrester, eller äldre trädbestånd med mycket hänglavar eller död ved (Skogsstyrelsen, 2016).</w:t>
+      </w:r>
+    </w:p>
+    <w:p>
+      <w:pPr>
+        <w:pStyle w:val="Heading2"/>
+      </w:pPr>
+      <w:r>
+        <w:t>Referenser – pärluggla</w:t>
+      </w:r>
+    </w:p>
+    <w:p>
+      <w:r>
+        <w:t xml:space="preserve">SLU Artdatabanken, 2024. </w:t>
+      </w:r>
+      <w:r>
+        <w:rPr>
+          <w:i/>
+        </w:rPr>
+        <w:t xml:space="preserve">Artfaktablad. Naturvård – artfakta. </w:t>
+      </w:r>
+      <w:r>
+        <w:t>SLU Artdatabanken, Uppsala.</w:t>
+      </w:r>
+    </w:p>
+    <w:p>
+      <w:r>
+        <w:t xml:space="preserve">Skogsstyrelsen, 2016. </w:t>
+      </w:r>
+      <w:r>
+        <w:rPr>
+          <w:i/>
+        </w:rPr>
+        <w:t>Vägledning för hänsyn till pärluggla.</w:t>
+      </w:r>
+    </w:p>
     <w:sectPr>
       <w:headerReference w:type="even" r:id="rId8"/>
       <w:headerReference w:type="default" r:id="rId9"/>
@@ -803,7 +870,7 @@
     <w:r>
       <w:tab/>
       <w:tab/>
-      <w:t>2025-07-08</w:t>
+      <w:t>2025-07-09</w:t>
       <w:br/>
       <w:br/>
     </w:r>

--- a/klagomål/A 39825-2020 FSC-klagomål.docx
+++ b/klagomål/A 39825-2020 FSC-klagomål.docx
@@ -870,7 +870,7 @@
     <w:r>
       <w:tab/>
       <w:tab/>
-      <w:t>2025-07-09</w:t>
+      <w:t>2025-07-11</w:t>
       <w:br/>
       <w:br/>
     </w:r>

--- a/klagomål/A 39825-2020 FSC-klagomål.docx
+++ b/klagomål/A 39825-2020 FSC-klagomål.docx
@@ -870,7 +870,7 @@
     <w:r>
       <w:tab/>
       <w:tab/>
-      <w:t>2025-07-11</w:t>
+      <w:t>2025-07-12</w:t>
       <w:br/>
       <w:br/>
     </w:r>

--- a/klagomål/A 39825-2020 FSC-klagomål.docx
+++ b/klagomål/A 39825-2020 FSC-klagomål.docx
@@ -870,7 +870,7 @@
     <w:r>
       <w:tab/>
       <w:tab/>
-      <w:t>2025-07-12</w:t>
+      <w:t>2025-07-13</w:t>
       <w:br/>
       <w:br/>
     </w:r>

--- a/klagomål/A 39825-2020 FSC-klagomål.docx
+++ b/klagomål/A 39825-2020 FSC-klagomål.docx
@@ -870,7 +870,7 @@
     <w:r>
       <w:tab/>
       <w:tab/>
-      <w:t>2025-07-13</w:t>
+      <w:t>2025-07-14</w:t>
       <w:br/>
       <w:br/>
     </w:r>

--- a/klagomål/A 39825-2020 FSC-klagomål.docx
+++ b/klagomål/A 39825-2020 FSC-klagomål.docx
@@ -870,7 +870,7 @@
     <w:r>
       <w:tab/>
       <w:tab/>
-      <w:t>2025-08-06</w:t>
+      <w:t>2025-08-09</w:t>
       <w:br/>
       <w:br/>
     </w:r>

--- a/klagomål/A 39825-2020 FSC-klagomål.docx
+++ b/klagomål/A 39825-2020 FSC-klagomål.docx
@@ -168,7 +168,7 @@
     </w:p>
     <w:p>
       <w:r>
-        <w:t>Detta dokument behandlar höga naturvärden i avverkningsanmälan A 39825-2020 i Karlskoga kommun. Denna avverkningsanmälan inkom 2020-08-24 och omfattar 5,4 ha.</w:t>
+        <w:t>Detta dokument behandlar höga naturvärden i avverkningsanmälan A 39825-2020 i Karlskoga kommun. Denna avverkningsanmälan inkom 2020-08-24 00:00:00 och omfattar 5,4 ha.</w:t>
       </w:r>
     </w:p>
     <w:p>

--- a/klagomål/A 39825-2020 FSC-klagomål.docx
+++ b/klagomål/A 39825-2020 FSC-klagomål.docx
@@ -870,7 +870,7 @@
     <w:r>
       <w:tab/>
       <w:tab/>
-      <w:t>2025-08-09</w:t>
+      <w:t>2025-08-10</w:t>
       <w:br/>
       <w:br/>
     </w:r>

--- a/klagomål/A 39825-2020 FSC-klagomål.docx
+++ b/klagomål/A 39825-2020 FSC-klagomål.docx
@@ -870,7 +870,7 @@
     <w:r>
       <w:tab/>
       <w:tab/>
-      <w:t>2025-08-10</w:t>
+      <w:t>2025-08-11</w:t>
       <w:br/>
       <w:br/>
     </w:r>

--- a/klagomål/A 39825-2020 FSC-klagomål.docx
+++ b/klagomål/A 39825-2020 FSC-klagomål.docx
@@ -870,7 +870,7 @@
     <w:r>
       <w:tab/>
       <w:tab/>
-      <w:t>2025-08-11</w:t>
+      <w:t>2025-08-12</w:t>
       <w:br/>
       <w:br/>
     </w:r>

--- a/klagomål/A 39825-2020 FSC-klagomål.docx
+++ b/klagomål/A 39825-2020 FSC-klagomål.docx
@@ -870,7 +870,7 @@
     <w:r>
       <w:tab/>
       <w:tab/>
-      <w:t>2025-08-12</w:t>
+      <w:t>2025-08-13</w:t>
       <w:br/>
       <w:br/>
     </w:r>

--- a/klagomål/A 39825-2020 FSC-klagomål.docx
+++ b/klagomål/A 39825-2020 FSC-klagomål.docx
@@ -870,7 +870,7 @@
     <w:r>
       <w:tab/>
       <w:tab/>
-      <w:t>2025-08-13</w:t>
+      <w:t>2025-08-14</w:t>
       <w:br/>
       <w:br/>
     </w:r>

--- a/klagomål/A 39825-2020 FSC-klagomål.docx
+++ b/klagomål/A 39825-2020 FSC-klagomål.docx
@@ -870,7 +870,7 @@
     <w:r>
       <w:tab/>
       <w:tab/>
-      <w:t>2025-08-14</w:t>
+      <w:t>2025-08-15</w:t>
       <w:br/>
       <w:br/>
     </w:r>

--- a/klagomål/A 39825-2020 FSC-klagomål.docx
+++ b/klagomål/A 39825-2020 FSC-klagomål.docx
@@ -870,7 +870,7 @@
     <w:r>
       <w:tab/>
       <w:tab/>
-      <w:t>2025-08-15</w:t>
+      <w:t>2025-08-16</w:t>
       <w:br/>
       <w:br/>
     </w:r>

--- a/klagomål/A 39825-2020 FSC-klagomål.docx
+++ b/klagomål/A 39825-2020 FSC-klagomål.docx
@@ -870,7 +870,7 @@
     <w:r>
       <w:tab/>
       <w:tab/>
-      <w:t>2025-08-16</w:t>
+      <w:t>2025-08-17</w:t>
       <w:br/>
       <w:br/>
     </w:r>

--- a/klagomål/A 39825-2020 FSC-klagomål.docx
+++ b/klagomål/A 39825-2020 FSC-klagomål.docx
@@ -870,7 +870,7 @@
     <w:r>
       <w:tab/>
       <w:tab/>
-      <w:t>2025-08-17</w:t>
+      <w:t>2025-08-18</w:t>
       <w:br/>
       <w:br/>
     </w:r>

--- a/klagomål/A 39825-2020 FSC-klagomål.docx
+++ b/klagomål/A 39825-2020 FSC-klagomål.docx
@@ -870,7 +870,7 @@
     <w:r>
       <w:tab/>
       <w:tab/>
-      <w:t>2025-08-18</w:t>
+      <w:t>2025-08-19</w:t>
       <w:br/>
       <w:br/>
     </w:r>

--- a/klagomål/A 39825-2020 FSC-klagomål.docx
+++ b/klagomål/A 39825-2020 FSC-klagomål.docx
@@ -870,7 +870,7 @@
     <w:r>
       <w:tab/>
       <w:tab/>
-      <w:t>2025-08-19</w:t>
+      <w:t>2025-08-20</w:t>
       <w:br/>
       <w:br/>
     </w:r>

--- a/klagomål/A 39825-2020 FSC-klagomål.docx
+++ b/klagomål/A 39825-2020 FSC-klagomål.docx
@@ -870,7 +870,7 @@
     <w:r>
       <w:tab/>
       <w:tab/>
-      <w:t>2025-08-20</w:t>
+      <w:t>2025-08-21</w:t>
       <w:br/>
       <w:br/>
     </w:r>

--- a/klagomål/A 39825-2020 FSC-klagomål.docx
+++ b/klagomål/A 39825-2020 FSC-klagomål.docx
@@ -870,7 +870,7 @@
     <w:r>
       <w:tab/>
       <w:tab/>
-      <w:t>2025-08-21</w:t>
+      <w:t>2025-08-22</w:t>
       <w:br/>
       <w:br/>
     </w:r>

--- a/klagomål/A 39825-2020 FSC-klagomål.docx
+++ b/klagomål/A 39825-2020 FSC-klagomål.docx
@@ -870,7 +870,7 @@
     <w:r>
       <w:tab/>
       <w:tab/>
-      <w:t>2025-08-22</w:t>
+      <w:t>2025-08-23</w:t>
       <w:br/>
       <w:br/>
     </w:r>

--- a/klagomål/A 39825-2020 FSC-klagomål.docx
+++ b/klagomål/A 39825-2020 FSC-klagomål.docx
@@ -870,7 +870,7 @@
     <w:r>
       <w:tab/>
       <w:tab/>
-      <w:t>2025-08-23</w:t>
+      <w:t>2025-08-24</w:t>
       <w:br/>
       <w:br/>
     </w:r>

--- a/klagomål/A 39825-2020 FSC-klagomål.docx
+++ b/klagomål/A 39825-2020 FSC-klagomål.docx
@@ -870,7 +870,7 @@
     <w:r>
       <w:tab/>
       <w:tab/>
-      <w:t>2025-08-24</w:t>
+      <w:t>2025-08-25</w:t>
       <w:br/>
       <w:br/>
     </w:r>
